--- a/The Dolphins' View of History/chapters/17 - Before Columbus - Cities, Corn, and Knotted String.docx
+++ b/The Dolphins' View of History/chapters/17 - Before Columbus - Cities, Corn, and Knotted String.docx
@@ -9,6 +9,7 @@
         <w:jc w:val="center"/>
         <w:outlineLvl w:val="0"/>
       </w:pPr>
+      <w:bookmarkStart w:name="_Chapter041" w:id="1"/>
       <w:r>
         <w:rPr>
           <w:rFonts w:ascii="Amazon Ember" w:cs="Amazon Ember" w:eastAsia="Amazon Ember" w:hAnsi="Amazon Ember"/>
@@ -20,6 +21,7 @@
         </w:rPr>
         <w:t xml:space="preserve">2600 BCE to 1491 CE: Before Columbus — Cities, Corn, and Knotted String</w:t>
       </w:r>
+      <w:bookmarkEnd w:id="1"/>
     </w:p>
     <w:p>
       <w:pPr>
@@ -42,7 +44,7 @@
         <w:spacing w:after="200"/>
       </w:pPr>
       <w:r>
-        <w:t xml:space="preserve">Caral, in Peru's Supe Valley, was raising monumental pyramids around 2600 BCE, roughly when Egypt was raising its own. The Olmec of the Gulf Coast carved colossal stone heads. The Maya built astronomically aligned cities in the rainforest and developed one of the few true writing systems in the world. Teotihuacan, near present-day Mexico City, held perhaps a hundred thousand people or more at its height, which would have made it one of the largest cities on Earth. The great Maya cities were largely abandoned between about 800 and 950 CE, apparently through some combination of drought, warfare, and overreach, a sequence that recurs throughout this book.</w:t>
+        <w:t xml:space="preserve">Caral, in Peru’s Supe Valley, was raising monumental pyramids around 2600 BCE, roughly when Egypt was raising its own. The Olmec of the Gulf Coast carved colossal stone heads. The Maya built astronomically aligned cities in the rainforest and developed one of the few true writing systems in the world. Teotihuacan, near present-day Mexico City, held perhaps a hundred thousand people or more at its height, which would have made it one of the largest cities on Earth. The great Maya cities were largely abandoned between about 800 and 950 CE, apparently through some combination of drought, warfare, and overreach, a sequence that recurs throughout this book.</w:t>
       </w:r>
     </w:p>
     <w:p>

--- a/The Dolphins' View of History/chapters/17 - Before Columbus - Cities, Corn, and Knotted String.docx
+++ b/The Dolphins' View of History/chapters/17 - Before Columbus - Cities, Corn, and Knotted String.docx
@@ -52,15 +52,15 @@
         <w:spacing w:after="200"/>
       </w:pPr>
       <w:r>
-        <w:t xml:space="preserve">By 1519 the Aztec, or Mexica, capital of Tenochtitlan, built on an island in a lake and fed by artificial floating gardens, held, on estimates that run from about 60,000 to more than 200,000, more people than most European cities of the day, even at the low figure. It had aqueducts, causeways, and a market that astonished the Spaniards. It also practiced human sacrifice on a scale that horrified them, and dolphin historians think it important to say so plainly: a civilization can be both a marvel and a horror, and the humans of both hemispheres demonstrated as much.</w:t>
-      </w:r>
-    </w:p>
-    <w:p>
-      <w:pPr>
-        <w:spacing w:after="200"/>
-      </w:pPr>
-      <w:r>
-        <w:t xml:space="preserve">In the Andes, the Inca Empire, at its height in the 15th century, ruled perhaps ten million people (estimates run from about six to fourteen million) across the length of the mountain chain, linked by roads and rope bridges running somewhere from 14,000 to 25,000 miles depending on what counts as part of the network, without the wheel, without draft animals beyond the llama, and without any writing that anyone has been able to read. It kept its records on the quipu, a system of knotted, colored strings in which the type and position of each knot recorded numbers, and, some scholars now argue, possibly more.</w:t>
+        <w:t xml:space="preserve">By 1519 the Aztec, or Mexica, capital of Tenochtitlan, built on an island in a lake and fed by artificial floating gardens, held, on estimates that run from about 60,000 to more than 200,000, more people than most European cities of the day, even at the low figure. It had aqueducts, causeways, and a market that astonished the Spaniards. It also practiced human sacrifice on a scale that horrified them, and that needs saying plainly: a civilization can be both a marvel and a horror, and the humans of both hemispheres demonstrated as much.</w:t>
+      </w:r>
+    </w:p>
+    <w:p>
+      <w:pPr>
+        <w:spacing w:after="200"/>
+      </w:pPr>
+      <w:r>
+        <w:t xml:space="preserve">In the Andes, the Inca Empire, at its height in the 15th century, ruled perhaps ten million people (estimates run from about six to fourteen million) across the length of the mountain chain, linked by roads and rope bridges running somewhere from 14,000 to 25,000 miles depending on what counts as part of the network. It did this without the wheel, without draft animals beyond the llama, and without any writing that anyone has been able to read. It kept its records on the quipu, a system of knotted, colored strings in which the type and position of each knot recorded numbers, and, some scholars now argue, possibly more.</w:t>
       </w:r>
     </w:p>
     <w:p>
@@ -80,7 +80,7 @@
         <w:spacing w:after="200"/>
       </w:pPr>
       <w:r>
-        <w:t xml:space="preserve">Inca stonework matched the roads for ambition. At sites like Sacsayhuamán above Cusco and the mountaintop retreat of Machu Picchu, built around 1450 CE for reasons still debated (a royal estate is the leading guess), masons fitted multi-ton stones together without mortar so precisely that a knife blade still cannot slide between the joints, a technique that has helped several Inca walls outlast earthquakes that leveled colonial Spanish buildings raised right beside them centuries later.</w:t>
+        <w:t xml:space="preserve">Inca stonework matched the roads for ambition. At sites like Sacsayhuamán above Cusco and the mountaintop retreat of Machu Picchu, built around 1450 CE for reasons still debated (a royal estate is the leading guess), masons fitted multi-ton stones together without mortar so precisely that a knife blade still cannot slide between the joints. The technique has helped several Inca walls outlast earthquakes that leveled colonial Spanish buildings raised right beside them centuries later.</w:t>
       </w:r>
     </w:p>
     <w:p>

--- a/The Dolphins' View of History/chapters/17 - Before Columbus - Cities, Corn, and Knotted String.docx
+++ b/The Dolphins' View of History/chapters/17 - Before Columbus - Cities, Corn, and Knotted String.docx
@@ -5,6 +5,7 @@
     <w:p>
       <w:pPr>
         <w:pStyle w:val="Heading1"/>
+        <w:pageBreakBefore/>
         <w:spacing w:after="300"/>
         <w:jc w:val="center"/>
         <w:outlineLvl w:val="0"/>
@@ -15,9 +16,9 @@
           <w:rFonts w:ascii="Amazon Ember" w:cs="Amazon Ember" w:eastAsia="Amazon Ember" w:hAnsi="Amazon Ember"/>
           <w:b/>
           <w:bCs/>
-          <w:color w:val="0000FF"/>
-          <w:sz w:val="36"/>
-          <w:szCs w:val="36"/>
+          <w:color w:val="1F4E79"/>
+          <w:sz w:val="32"/>
+          <w:szCs w:val="32"/>
         </w:rPr>
         <w:t xml:space="preserve">2600 BCE to 1491 CE: Before Columbus — Cities, Corn, and Knotted String</w:t>
       </w:r>
@@ -152,7 +153,7 @@
       </w:r>
     </w:p>
     <w:sectPr>
-      <w:pgSz w:w="12240" w:h="15840" w:orient="portrait"/>
+      <w:pgSz w:w="8640" w:h="12960" w:orient="portrait"/>
       <w:pgMar w:top="1440" w:right="1440" w:bottom="1440" w:left="1440" w:header="708" w:footer="708" w:gutter="0"/>
       <w:pgNumType/>
       <w:docGrid w:linePitch="360"/>

--- a/The Dolphins' View of History/chapters/17 - Before Columbus - Cities, Corn, and Knotted String.docx
+++ b/The Dolphins' View of History/chapters/17 - Before Columbus - Cities, Corn, and Knotted String.docx
@@ -61,7 +61,7 @@
         <w:spacing w:after="200"/>
       </w:pPr>
       <w:r>
-        <w:t xml:space="preserve">In the Andes, the Inca Empire, at its height in the 15th century, ruled perhaps ten million people (estimates run from about six to fourteen million) across the length of the mountain chain, linked by roads and rope bridges running somewhere from 14,000 to 25,000 miles depending on what counts as part of the network. It did this without the wheel, without draft animals beyond the llama, and without any writing that anyone has been able to read. It kept its records on the quipu, a system of knotted, colored strings in which the type and position of each knot recorded numbers, and, some scholars now argue, possibly more.</w:t>
+        <w:t xml:space="preserve">In the Andes, the Inca Empire, at its height in the late 15th and early 16th centuries, ruled perhaps ten million people (estimates run from about six to fourteen million) across the length of the mountain chain, linked by roads and rope bridges running somewhere from 14,000 to 25,000 miles depending on what counts as part of the network. It did this without the wheel, without draft animals beyond the llama, and without any writing that anyone has been able to read. It kept its records on the quipu, a system of knotted, colored strings in which the type and position of each knot recorded numbers, and, some scholars now argue, possibly more.</w:t>
       </w:r>
     </w:p>
     <w:p>
@@ -81,7 +81,7 @@
         <w:spacing w:after="200"/>
       </w:pPr>
       <w:r>
-        <w:t xml:space="preserve">Inca stonework matched the roads for ambition. At sites like Sacsayhuamán above Cusco and the mountaintop retreat of Machu Picchu, built around 1450 CE for reasons still debated (a royal estate is the leading guess), masons fitted multi-ton stones together without mortar so precisely that a knife blade still cannot slide between the joints. The technique has helped several Inca walls outlast earthquakes that leveled colonial Spanish buildings raised right beside them centuries later.</w:t>
+        <w:t xml:space="preserve">Inca stonework matched the roads for ambition. At sites like Sacsayhuamán above Cusco and the mountaintop retreat of Machu Picchu, occupied from at least 1420 CE according to 2021 radiocarbon dating of its burials, a generation earlier than the traditional chronicle-based date of around 1450, for reasons still debated (a royal estate is the leading guess), masons fitted multi-ton stones together without mortar so precisely that a knife blade still cannot slide between the joints. The technique has helped several Inca walls outlast earthquakes that leveled colonial Spanish buildings raised right beside them centuries later.</w:t>
       </w:r>
     </w:p>
     <w:p>
